--- a/examples/classification/doc/05_skcla_gb.docx
+++ b/examples/classification/doc/05_skcla_gb.docx
@@ -59,6 +59,45 @@
       </w:pPr>
       <w:r>
         <w:rPr>
+          <w:rStyle w:val="FunctionTok"/>
+        </w:rPr>
+        <w:t xml:space="preserve">source</w:t>
+      </w:r>
+      <w:r>
+        <w:rPr>
+          <w:rStyle w:val="NormalTok"/>
+        </w:rPr>
+        <w:t xml:space="preserve">(</w:t>
+      </w:r>
+      <w:r>
+        <w:rPr>
+          <w:rStyle w:val="FunctionTok"/>
+        </w:rPr>
+        <w:t xml:space="preserve">url</w:t>
+      </w:r>
+      <w:r>
+        <w:rPr>
+          <w:rStyle w:val="NormalTok"/>
+        </w:rPr>
+        <w:t xml:space="preserve">(</w:t>
+      </w:r>
+      <w:r>
+        <w:rPr>
+          <w:rStyle w:val="StringTok"/>
+        </w:rPr>
+        <w:t xml:space="preserve">"https://raw.githubusercontent.com/cefet-rj-dal/daltoolboxdp/main/examples/seed.R"</w:t>
+      </w:r>
+      <w:r>
+        <w:rPr>
+          <w:rStyle w:val="NormalTok"/>
+        </w:rPr>
+        <w:t xml:space="preserve">))</w:t>
+      </w:r>
+      <w:r>
+        <w:br/>
+      </w:r>
+      <w:r>
+        <w:rPr>
           <w:rStyle w:val="CommentTok"/>
         </w:rPr>
         <w:t xml:space="preserve"># Gradient Boosting Classifier</w:t>
@@ -608,6 +647,21 @@
           <w:rStyle w:val="NormalTok"/>
         </w:rPr>
         <w:t xml:space="preserve">, slevels)</w:t>
+      </w:r>
+      <w:r>
+        <w:br/>
+      </w:r>
+      <w:r>
+        <w:rPr>
+          <w:rStyle w:val="FunctionTok"/>
+        </w:rPr>
+        <w:t xml:space="preserve">set_example_seed</w:t>
+      </w:r>
+      <w:r>
+        <w:rPr>
+          <w:rStyle w:val="NormalTok"/>
+        </w:rPr>
+        <w:t xml:space="preserve">()</w:t>
       </w:r>
       <w:r>
         <w:br/>

--- a/examples/classification/doc/05_skcla_gb.docx
+++ b/examples/classification/doc/05_skcla_gb.docx
@@ -30,7 +30,7 @@
         <w:t xml:space="preserve"> </w:t>
       </w:r>
       <w:r>
-        <w:t xml:space="preserve">Workflow: split train/test, train, predict, and evaluate (classification metrics).</w:t>
+        <w:t xml:space="preserve">Workflow: split train/test, train, predict class scores, and evaluate (classification metrics).</w:t>
       </w:r>
     </w:p>
     <w:p>
@@ -733,124 +733,16 @@
         <w:br/>
       </w:r>
       <w:r>
-        <w:br/>
-      </w:r>
-      <w:r>
-        <w:rPr>
-          <w:rStyle w:val="CommentTok"/>
-        </w:rPr>
-        <w:t xml:space="preserve"># 2) Evaluate on train</w:t>
-      </w:r>
-      <w:r>
-        <w:br/>
-      </w:r>
-      <w:r>
-        <w:rPr>
-          <w:rStyle w:val="NormalTok"/>
-        </w:rPr>
-        <w:t xml:space="preserve">iris_train_predictand </w:t>
-      </w:r>
-      <w:r>
-        <w:rPr>
-          <w:rStyle w:val="OtherTok"/>
-        </w:rPr>
-        <w:t xml:space="preserve">&lt;-</w:t>
-      </w:r>
-      <w:r>
-        <w:rPr>
-          <w:rStyle w:val="NormalTok"/>
-        </w:rPr>
-        <w:t xml:space="preserve"> </w:t>
-      </w:r>
-      <w:r>
         <w:rPr>
           <w:rStyle w:val="FunctionTok"/>
         </w:rPr>
-        <w:t xml:space="preserve">adjust_class_label</w:t>
-      </w:r>
-      <w:r>
-        <w:rPr>
-          <w:rStyle w:val="NormalTok"/>
-        </w:rPr>
-        <w:t xml:space="preserve">(iris_train[, </w:t>
-      </w:r>
-      <w:r>
-        <w:rPr>
-          <w:rStyle w:val="StringTok"/>
-        </w:rPr>
-        <w:t xml:space="preserve">"Species"</w:t>
-      </w:r>
-      <w:r>
-        <w:rPr>
-          <w:rStyle w:val="NormalTok"/>
-        </w:rPr>
-        <w:t xml:space="preserve">])  </w:t>
-      </w:r>
-      <w:r>
-        <w:rPr>
-          <w:rStyle w:val="CommentTok"/>
-        </w:rPr>
-        <w:t xml:space="preserve"># original labels</w:t>
-      </w:r>
-      <w:r>
-        <w:br/>
-      </w:r>
-      <w:r>
-        <w:rPr>
-          <w:rStyle w:val="NormalTok"/>
-        </w:rPr>
-        <w:t xml:space="preserve">train_eval </w:t>
-      </w:r>
-      <w:r>
-        <w:rPr>
-          <w:rStyle w:val="OtherTok"/>
-        </w:rPr>
-        <w:t xml:space="preserve">&lt;-</w:t>
-      </w:r>
-      <w:r>
-        <w:rPr>
-          <w:rStyle w:val="NormalTok"/>
-        </w:rPr>
-        <w:t xml:space="preserve"> </w:t>
-      </w:r>
-      <w:r>
-        <w:rPr>
-          <w:rStyle w:val="FunctionTok"/>
-        </w:rPr>
-        <w:t xml:space="preserve">evaluate</w:t>
-      </w:r>
-      <w:r>
-        <w:rPr>
-          <w:rStyle w:val="NormalTok"/>
-        </w:rPr>
-        <w:t xml:space="preserve">(model, iris_train_predictand, train_prediction)</w:t>
-      </w:r>
-      <w:r>
-        <w:br/>
-      </w:r>
-      <w:r>
-        <w:rPr>
-          <w:rStyle w:val="FunctionTok"/>
-        </w:rPr>
-        <w:t xml:space="preserve">print</w:t>
-      </w:r>
-      <w:r>
-        <w:rPr>
-          <w:rStyle w:val="NormalTok"/>
-        </w:rPr>
-        <w:t xml:space="preserve">(train_eval</w:t>
-      </w:r>
-      <w:r>
-        <w:rPr>
-          <w:rStyle w:val="SpecialCharTok"/>
-        </w:rPr>
-        <w:t xml:space="preserve">$</w:t>
-      </w:r>
-      <w:r>
-        <w:rPr>
-          <w:rStyle w:val="NormalTok"/>
-        </w:rPr>
-        <w:t xml:space="preserve">metrics)</w:t>
+        <w:t xml:space="preserve">head</w:t>
+      </w:r>
+      <w:r>
+        <w:rPr>
+          <w:rStyle w:val="NormalTok"/>
+        </w:rPr>
+        <w:t xml:space="preserve">(train_prediction)</w:t>
       </w:r>
     </w:p>
     <w:p>
@@ -861,7 +753,7 @@
         <w:rPr>
           <w:rStyle w:val="VerbatimChar"/>
         </w:rPr>
-        <w:t xml:space="preserve">##   accuracy TP TN FP FN precision recall sensitivity specificity f1</w:t>
+        <w:t xml:space="preserve">##         setosa   versicolor    virginica</w:t>
       </w:r>
       <w:r>
         <w:br/>
@@ -870,7 +762,52 @@
         <w:rPr>
           <w:rStyle w:val="VerbatimChar"/>
         </w:rPr>
-        <w:t xml:space="preserve">## 1        1 39 81  0  0         1      1           1           1  1</w:t>
+        <w:t xml:space="preserve">## 1 1.194090e-05 9.999487e-01 3.937048e-05</w:t>
+      </w:r>
+      <w:r>
+        <w:br/>
+      </w:r>
+      <w:r>
+        <w:rPr>
+          <w:rStyle w:val="VerbatimChar"/>
+        </w:rPr>
+        <w:t xml:space="preserve">## 2 1.145890e-06 4.092976e-06 9.999948e-01</w:t>
+      </w:r>
+      <w:r>
+        <w:br/>
+      </w:r>
+      <w:r>
+        <w:rPr>
+          <w:rStyle w:val="VerbatimChar"/>
+        </w:rPr>
+        <w:t xml:space="preserve">## 3 9.999704e-01 2.750743e-05 2.079094e-06</w:t>
+      </w:r>
+      <w:r>
+        <w:br/>
+      </w:r>
+      <w:r>
+        <w:rPr>
+          <w:rStyle w:val="VerbatimChar"/>
+        </w:rPr>
+        <w:t xml:space="preserve">## 4 9.999704e-01 2.750743e-05 2.079094e-06</w:t>
+      </w:r>
+      <w:r>
+        <w:br/>
+      </w:r>
+      <w:r>
+        <w:rPr>
+          <w:rStyle w:val="VerbatimChar"/>
+        </w:rPr>
+        <w:t xml:space="preserve">## 5 8.164130e-06 9.999706e-01 2.120526e-05</w:t>
+      </w:r>
+      <w:r>
+        <w:br/>
+      </w:r>
+      <w:r>
+        <w:rPr>
+          <w:rStyle w:val="VerbatimChar"/>
+        </w:rPr>
+        <w:t xml:space="preserve">## 6 2.439474e-05 9.998952e-01 8.042047e-05</w:t>
       </w:r>
     </w:p>
     <w:p>
@@ -881,6 +818,109 @@
         <w:rPr>
           <w:rStyle w:val="CommentTok"/>
         </w:rPr>
+        <w:t xml:space="preserve"># 2) Evaluate on train</w:t>
+      </w:r>
+      <w:r>
+        <w:br/>
+      </w:r>
+      <w:r>
+        <w:rPr>
+          <w:rStyle w:val="NormalTok"/>
+        </w:rPr>
+        <w:t xml:space="preserve">train_eval </w:t>
+      </w:r>
+      <w:r>
+        <w:rPr>
+          <w:rStyle w:val="OtherTok"/>
+        </w:rPr>
+        <w:t xml:space="preserve">&lt;-</w:t>
+      </w:r>
+      <w:r>
+        <w:rPr>
+          <w:rStyle w:val="NormalTok"/>
+        </w:rPr>
+        <w:t xml:space="preserve"> </w:t>
+      </w:r>
+      <w:r>
+        <w:rPr>
+          <w:rStyle w:val="FunctionTok"/>
+        </w:rPr>
+        <w:t xml:space="preserve">evaluate</w:t>
+      </w:r>
+      <w:r>
+        <w:rPr>
+          <w:rStyle w:val="NormalTok"/>
+        </w:rPr>
+        <w:t xml:space="preserve">(model, iris_train[, </w:t>
+      </w:r>
+      <w:r>
+        <w:rPr>
+          <w:rStyle w:val="StringTok"/>
+        </w:rPr>
+        <w:t xml:space="preserve">"Species"</w:t>
+      </w:r>
+      <w:r>
+        <w:rPr>
+          <w:rStyle w:val="NormalTok"/>
+        </w:rPr>
+        <w:t xml:space="preserve">], train_prediction)</w:t>
+      </w:r>
+      <w:r>
+        <w:br/>
+      </w:r>
+      <w:r>
+        <w:rPr>
+          <w:rStyle w:val="FunctionTok"/>
+        </w:rPr>
+        <w:t xml:space="preserve">print</w:t>
+      </w:r>
+      <w:r>
+        <w:rPr>
+          <w:rStyle w:val="NormalTok"/>
+        </w:rPr>
+        <w:t xml:space="preserve">(train_eval</w:t>
+      </w:r>
+      <w:r>
+        <w:rPr>
+          <w:rStyle w:val="SpecialCharTok"/>
+        </w:rPr>
+        <w:t xml:space="preserve">$</w:t>
+      </w:r>
+      <w:r>
+        <w:rPr>
+          <w:rStyle w:val="NormalTok"/>
+        </w:rPr>
+        <w:t xml:space="preserve">metrics)</w:t>
+      </w:r>
+    </w:p>
+    <w:p>
+      <w:pPr>
+        <w:pStyle w:val="SourceCode"/>
+      </w:pPr>
+      <w:r>
+        <w:rPr>
+          <w:rStyle w:val="VerbatimChar"/>
+        </w:rPr>
+        <w:t xml:space="preserve">##   accuracy TP TN FP FN precision recall sensitivity specificity f1</w:t>
+      </w:r>
+      <w:r>
+        <w:br/>
+      </w:r>
+      <w:r>
+        <w:rPr>
+          <w:rStyle w:val="VerbatimChar"/>
+        </w:rPr>
+        <w:t xml:space="preserve">## 1        1 39 81  0  0         1      1           1           1  1</w:t>
+      </w:r>
+    </w:p>
+    <w:p>
+      <w:pPr>
+        <w:pStyle w:val="SourceCode"/>
+      </w:pPr>
+      <w:r>
+        <w:rPr>
+          <w:rStyle w:val="CommentTok"/>
+        </w:rPr>
         <w:t xml:space="preserve"># 3) Evaluate on test</w:t>
       </w:r>
       <w:r>
@@ -1058,7 +1098,7 @@
         <w:rPr>
           <w:rStyle w:val="NormalTok"/>
         </w:rPr>
-        <w:t xml:space="preserve">iris_test_predictand </w:t>
+        <w:t xml:space="preserve">test_eval </w:t>
       </w:r>
       <w:r>
         <w:rPr>
@@ -1076,13 +1116,13 @@
         <w:rPr>
           <w:rStyle w:val="FunctionTok"/>
         </w:rPr>
-        <w:t xml:space="preserve">adjust_class_label</w:t>
-      </w:r>
-      <w:r>
-        <w:rPr>
-          <w:rStyle w:val="NormalTok"/>
-        </w:rPr>
-        <w:t xml:space="preserve">(iris_test[, </w:t>
+        <w:t xml:space="preserve">evaluate</w:t>
+      </w:r>
+      <w:r>
+        <w:rPr>
+          <w:rStyle w:val="NormalTok"/>
+        </w:rPr>
+        <w:t xml:space="preserve">(model, iris_test[, </w:t>
       </w:r>
       <w:r>
         <w:rPr>
@@ -1094,40 +1134,7 @@
         <w:rPr>
           <w:rStyle w:val="NormalTok"/>
         </w:rPr>
-        <w:t xml:space="preserve">])</w:t>
-      </w:r>
-      <w:r>
-        <w:br/>
-      </w:r>
-      <w:r>
-        <w:rPr>
-          <w:rStyle w:val="NormalTok"/>
-        </w:rPr>
-        <w:t xml:space="preserve">test_eval </w:t>
-      </w:r>
-      <w:r>
-        <w:rPr>
-          <w:rStyle w:val="OtherTok"/>
-        </w:rPr>
-        <w:t xml:space="preserve">&lt;-</w:t>
-      </w:r>
-      <w:r>
-        <w:rPr>
-          <w:rStyle w:val="NormalTok"/>
-        </w:rPr>
-        <w:t xml:space="preserve"> </w:t>
-      </w:r>
-      <w:r>
-        <w:rPr>
-          <w:rStyle w:val="FunctionTok"/>
-        </w:rPr>
-        <w:t xml:space="preserve">evaluate</w:t>
-      </w:r>
-      <w:r>
-        <w:rPr>
-          <w:rStyle w:val="NormalTok"/>
-        </w:rPr>
-        <w:t xml:space="preserve">(model, iris_test_predictand, test_prediction)</w:t>
+        <w:t xml:space="preserve">], test_prediction)</w:t>
       </w:r>
       <w:r>
         <w:br/>
